--- a/documentacion_proyecto/Estado_Completo_del_Proyecto.docx
+++ b/documentacion_proyecto/Estado_Completo_del_Proyecto.docx
@@ -736,7 +736,7 @@
           <w:left w:val="single" w:color="9C5C0A" w:sz="16"/>
           <w:right w:val="single" w:color="EADFC8" w:sz="2"/>
         </w:pBdr>
-        <w:shd w:fill="FFF8EC" w:val="clear"/>
+        <w:shd w:fill="F2F5F8" w:val="clear"/>
         <w:spacing w:after="130" w:before="130"/>
       </w:pPr>
       <w:r>
@@ -2302,7 +2302,7 @@
           <w:left w:val="single" w:color="9C5C0A" w:sz="16"/>
           <w:right w:val="single" w:color="EADFC8" w:sz="2"/>
         </w:pBdr>
-        <w:shd w:fill="FFF8EC" w:val="clear"/>
+        <w:shd w:fill="F2F5F8" w:val="clear"/>
         <w:spacing w:after="130" w:before="130"/>
       </w:pPr>
       <w:r>
@@ -2355,7 +2355,7 @@
           <w:left w:val="single" w:color="9C5C0A" w:sz="16"/>
           <w:right w:val="single" w:color="EADFC8" w:sz="2"/>
         </w:pBdr>
-        <w:shd w:fill="FFF8EC" w:val="clear"/>
+        <w:shd w:fill="F2F5F8" w:val="clear"/>
         <w:spacing w:after="130" w:before="130"/>
       </w:pPr>
       <w:r>
@@ -2813,7 +2813,7 @@
           <w:left w:val="single" w:color="9C5C0A" w:sz="16"/>
           <w:right w:val="single" w:color="EADFC8" w:sz="2"/>
         </w:pBdr>
-        <w:shd w:fill="FFF8EC" w:val="clear"/>
+        <w:shd w:fill="F2F5F8" w:val="clear"/>
         <w:spacing w:after="130" w:before="130"/>
       </w:pPr>
       <w:r>
@@ -4884,7 +4884,7 @@
           <w:left w:val="single" w:color="9C5C0A" w:sz="16"/>
           <w:right w:val="single" w:color="EADFC8" w:sz="2"/>
         </w:pBdr>
-        <w:shd w:fill="FFF8EC" w:val="clear"/>
+        <w:shd w:fill="F2F5F8" w:val="clear"/>
         <w:spacing w:after="130" w:before="130"/>
       </w:pPr>
       <w:r>
@@ -5185,7 +5185,7 @@
           <w:left w:val="single" w:color="9C5C0A" w:sz="16"/>
           <w:right w:val="single" w:color="EADFC8" w:sz="2"/>
         </w:pBdr>
-        <w:shd w:fill="FFF8EC" w:val="clear"/>
+        <w:shd w:fill="F2F5F8" w:val="clear"/>
         <w:spacing w:after="130" w:before="130"/>
       </w:pPr>
       <w:r>

--- a/documentacion_proyecto/Estado_Completo_del_Proyecto.docx
+++ b/documentacion_proyecto/Estado_Completo_del_Proyecto.docx
@@ -3175,7 +3175,7 @@
                 <w:sz w:val="17"/>
                 <w:szCs w:val="17"/>
               </w:rPr>
-              <w:t xml:space="preserve">produccion_historial</w:t>
+              <w:t xml:space="preserve">historial_produccion</w:t>
             </w:r>
           </w:p>
         </w:tc>
